--- a/CÔNG TY TNHH CÔNG NGHỆ KIM LOẠI CHÂU Á/ChauA_ThayDoiThanhVien_DDPL/ChauA_DSThanhVien_MauSo6.docx
+++ b/CÔNG TY TNHH CÔNG NGHỆ KIM LOẠI CHÂU Á/ChauA_ThayDoiThanhVien_DDPL/ChauA_DSThanhVien_MauSo6.docx
@@ -38,7 +38,6 @@
           <w:b/>
         </w:rPr>
       </w:pPr>
-      <w:bookmarkStart w:id="0" w:name="_GoBack"/>
       <w:r>
         <w:rPr>
           <w:rFonts w:ascii="Times New Roman" w:eastAsia="Calibri" w:hAnsi="Times New Roman" w:cs="Times New Roman"/>
@@ -47,7 +46,6 @@
         <w:t>DANH SÁCH THÀNH VIÊN CÔNG TY TRÁCH NHIỆM HỮU HẠN HAI THÀNH VIÊN TRỞ LÊN</w:t>
       </w:r>
     </w:p>
-    <w:bookmarkEnd w:id="0"/>
     <w:p>
       <w:pPr>
         <w:spacing w:before="240" w:after="240" w:line="264" w:lineRule="auto"/>
@@ -4404,7 +4402,37 @@
                 <w:i/>
               </w:rPr>
               <w:lastRenderedPageBreak/>
-              <w:t>Thành phố Hồ Chí Minh, ngày 04 tháng 2 năm 2026</w:t>
+              <w:t xml:space="preserve">Thành phố Hồ Chí Minh, ngày </w:t>
+            </w:r>
+            <w:r>
+              <w:rPr>
+                <w:rFonts w:ascii="Times New Roman" w:eastAsia="Calibri" w:hAnsi="Times New Roman" w:cs="Times New Roman"/>
+                <w:i/>
+              </w:rPr>
+              <w:t>2</w:t>
+            </w:r>
+            <w:r>
+              <w:rPr>
+                <w:rFonts w:ascii="Times New Roman" w:eastAsia="Calibri" w:hAnsi="Times New Roman" w:cs="Times New Roman"/>
+                <w:i/>
+              </w:rPr>
+              <w:t xml:space="preserve"> tháng </w:t>
+            </w:r>
+            <w:r>
+              <w:rPr>
+                <w:rFonts w:ascii="Times New Roman" w:eastAsia="Calibri" w:hAnsi="Times New Roman" w:cs="Times New Roman"/>
+                <w:i/>
+              </w:rPr>
+              <w:t>3</w:t>
+            </w:r>
+            <w:bookmarkStart w:id="0" w:name="_GoBack"/>
+            <w:bookmarkEnd w:id="0"/>
+            <w:r>
+              <w:rPr>
+                <w:rFonts w:ascii="Times New Roman" w:eastAsia="Calibri" w:hAnsi="Times New Roman" w:cs="Times New Roman"/>
+                <w:i/>
+              </w:rPr>
+              <w:t xml:space="preserve"> năm 2026</w:t>
             </w:r>
           </w:p>
           <w:p>
@@ -4543,7 +4571,7 @@
                 <w:rFonts w:ascii="Times New Roman" w:eastAsia="Calibri" w:hAnsi="Times New Roman" w:cs="Times New Roman"/>
                 <w:b/>
               </w:rPr>
-              <w:t>NGUYỄN CHÍ THIỆN</w:t>
+              <w:t>TRƯƠNG QUỐC TÂM</w:t>
             </w:r>
           </w:p>
         </w:tc>
